--- a/Coffee3 Extension/src/Reports/Rep50071/Rep50071.Sales - Shipment Coffee3.docx
+++ b/Coffee3 Extension/src/Reports/Rep50071/Rep50071.Sales - Shipment Coffee3.docx
@@ -20,10 +20,7 @@
     </w:p>
     <w:p>
       <w:pPr>
-        <w:rPr>
-          <w:rFonts w:eastAsiaTheme="minorEastAsia" w:cs="Times New Roman"/>
-          <w:lang w:eastAsia="nl-NL"/>
-        </w:rPr>
+        <w:pStyle w:val="Tekstzonderopmaak"/>
       </w:pPr>
       <w:r>
         <w:rPr>
@@ -61,6 +58,32 @@
         </w:rPr>
         <w:br/>
       </w:r>
+      <w:r>
+        <w:rPr>
+          <w:rFonts w:eastAsiaTheme="minorEastAsia" w:cs="Times New Roman"/>
+          <w:lang w:eastAsia="nl-NL"/>
+        </w:rPr>
+        <w:br/>
+      </w:r>
+      <w:r>
+        <w:t xml:space="preserve">Indien u vragen heeft kunt u ons bereiken via </w:t>
+      </w:r>
+      <w:hyperlink r:id="rId7" w:history="1">
+        <w:r>
+          <w:rPr>
+            <w:rStyle w:val="Hyperlink"/>
+          </w:rPr>
+          <w:t>info@coffee3.nl</w:t>
+        </w:r>
+      </w:hyperlink>
+    </w:p>
+    <w:p>
+      <w:pPr>
+        <w:rPr>
+          <w:rFonts w:eastAsiaTheme="minorEastAsia" w:cs="Times New Roman"/>
+          <w:lang w:eastAsia="nl-NL"/>
+        </w:rPr>
+      </w:pPr>
       <w:r>
         <w:rPr>
           <w:rFonts w:eastAsiaTheme="minorEastAsia" w:cs="Times New Roman"/>
@@ -538,6 +561,46 @@
     <w:uiPriority w:val="99"/>
     <w:semiHidden/>
     <w:unhideWhenUsed/>
+  </w:style>
+  <w:style w:type="character" w:styleId="Hyperlink">
+    <w:name w:val="Hyperlink"/>
+    <w:basedOn w:val="Standaardalinea-lettertype"/>
+    <w:uiPriority w:val="99"/>
+    <w:semiHidden/>
+    <w:unhideWhenUsed/>
+    <w:rsid w:val="00EF1075"/>
+    <w:rPr>
+      <w:color w:val="467886"/>
+      <w:u w:val="single"/>
+    </w:rPr>
+  </w:style>
+  <w:style w:type="paragraph" w:styleId="Tekstzonderopmaak">
+    <w:name w:val="Plain Text"/>
+    <w:basedOn w:val="Standaard"/>
+    <w:link w:val="TekstzonderopmaakChar"/>
+    <w:uiPriority w:val="99"/>
+    <w:semiHidden/>
+    <w:unhideWhenUsed/>
+    <w:rsid w:val="00EF1075"/>
+    <w:pPr>
+      <w:spacing w:after="0" w:line="240" w:lineRule="auto"/>
+    </w:pPr>
+    <w:rPr>
+      <w:rFonts w:ascii="Calibri" w:eastAsia="MS PGothic" w:hAnsi="Calibri" w:cs="Calibri"/>
+      <w14:ligatures w14:val="standardContextual"/>
+    </w:rPr>
+  </w:style>
+  <w:style w:type="character" w:customStyle="1" w:styleId="TekstzonderopmaakChar">
+    <w:name w:val="Tekst zonder opmaak Char"/>
+    <w:basedOn w:val="Standaardalinea-lettertype"/>
+    <w:link w:val="Tekstzonderopmaak"/>
+    <w:uiPriority w:val="99"/>
+    <w:semiHidden/>
+    <w:rsid w:val="00EF1075"/>
+    <w:rPr>
+      <w:rFonts w:ascii="Calibri" w:eastAsia="MS PGothic" w:hAnsi="Calibri" w:cs="Calibri"/>
+      <w14:ligatures w14:val="standardContextual"/>
+    </w:rPr>
   </w:style>
 </w:styles>
 </file>
@@ -1033,6 +1096,12 @@
 </file>
 
 <file path=customXml/item2.xml><?xml version="1.0" encoding="utf-8"?>
+<p:properties xmlns:p="http://schemas.microsoft.com/office/2006/metadata/properties" xmlns:xsi="http://www.w3.org/2001/XMLSchema-instance" xmlns:pc="http://schemas.microsoft.com/office/infopath/2007/PartnerControls">
+  <documentManagement/>
+</p:properties>
+</file>
+
+<file path=customXml/item3.xml><?xml version="1.0" encoding="utf-8"?>
 <?mso-contentType ?>
 <FormTemplates xmlns="http://schemas.microsoft.com/sharepoint/v3/contenttype/forms">
   <Display>DocumentLibraryForm</Display>
@@ -1041,20 +1110,38 @@
 </FormTemplates>
 </file>
 
-<file path=customXml/item3.xml><?xml version="1.0" encoding="utf-8"?>
-<p:properties xmlns:p="http://schemas.microsoft.com/office/2006/metadata/properties" xmlns:xsi="http://www.w3.org/2001/XMLSchema-instance" xmlns:pc="http://schemas.microsoft.com/office/infopath/2007/PartnerControls">
-  <documentManagement/>
-</p:properties>
-</file>
-
 <file path=customXml/itemProps1.xml><?xml version="1.0" encoding="utf-8"?>
-<ds:datastoreItem xmlns:ds="http://schemas.openxmlformats.org/officeDocument/2006/customXml" ds:itemID="{C7D1DA87-8941-4C08-82DB-C655D64C2EF9}"/>
+<ds:datastoreItem xmlns:ds="http://schemas.openxmlformats.org/officeDocument/2006/customXml" ds:itemID="{C7D1DA87-8941-4C08-82DB-C655D64C2EF9}">
+  <ds:schemaRefs>
+    <ds:schemaRef ds:uri="http://schemas.microsoft.com/office/2006/metadata/contentType"/>
+    <ds:schemaRef ds:uri="http://schemas.microsoft.com/office/2006/metadata/properties/metaAttributes"/>
+    <ds:schemaRef ds:uri="http://www.w3.org/2001/XMLSchema"/>
+    <ds:schemaRef ds:uri="http://schemas.microsoft.com/office/2006/metadata/properties"/>
+    <ds:schemaRef ds:uri="84cd38d2-63d9-4e76-a651-0300b76937b2"/>
+    <ds:schemaRef ds:uri="be799d4c-11be-47eb-9041-dff6ffd91511"/>
+    <ds:schemaRef ds:uri="http://schemas.microsoft.com/office/2006/documentManagement/types"/>
+    <ds:schemaRef ds:uri="http://schemas.microsoft.com/office/infopath/2007/PartnerControls"/>
+    <ds:schemaRef ds:uri="http://schemas.openxmlformats.org/package/2006/metadata/core-properties"/>
+    <ds:schemaRef ds:uri="http://purl.org/dc/elements/1.1/"/>
+    <ds:schemaRef ds:uri="http://purl.org/dc/terms/"/>
+    <ds:schemaRef ds:uri="http://schemas.microsoft.com/internal/obd"/>
+  </ds:schemaRefs>
+</ds:datastoreItem>
 </file>
 
 <file path=customXml/itemProps2.xml><?xml version="1.0" encoding="utf-8"?>
-<ds:datastoreItem xmlns:ds="http://schemas.openxmlformats.org/officeDocument/2006/customXml" ds:itemID="{067B66D2-1D2C-4002-835E-8E29596A13C3}"/>
+<ds:datastoreItem xmlns:ds="http://schemas.openxmlformats.org/officeDocument/2006/customXml" ds:itemID="{74407F58-5107-452F-83CF-BE96343A9D01}">
+  <ds:schemaRefs>
+    <ds:schemaRef ds:uri="http://schemas.microsoft.com/office/2006/metadata/properties"/>
+    <ds:schemaRef ds:uri="http://schemas.microsoft.com/office/infopath/2007/PartnerControls"/>
+  </ds:schemaRefs>
+</ds:datastoreItem>
 </file>
 
 <file path=customXml/itemProps3.xml><?xml version="1.0" encoding="utf-8"?>
-<ds:datastoreItem xmlns:ds="http://schemas.openxmlformats.org/officeDocument/2006/customXml" ds:itemID="{74407F58-5107-452F-83CF-BE96343A9D01}"/>
+<ds:datastoreItem xmlns:ds="http://schemas.openxmlformats.org/officeDocument/2006/customXml" ds:itemID="{067B66D2-1D2C-4002-835E-8E29596A13C3}">
+  <ds:schemaRefs>
+    <ds:schemaRef ds:uri="http://schemas.microsoft.com/sharepoint/v3/contenttype/forms"/>
+  </ds:schemaRefs>
+</ds:datastoreItem>
 </file>